--- a/state-vignettes/minnesota_highway_report.docx
+++ b/state-vignettes/minnesota_highway_report.docx
@@ -10,12 +10,12 @@
         <w:rPr>
           <w:color w:val="FF5500"/>
         </w:rPr>
-        <w:t>Minnesota Ranks 11th in the Nation in Highway Performance and Cost-Effectiveness</w:t>
+        <w:t>Minnesota Ranks 15th in the Nation in Highway Performance and Cost-Effectiveness</w:t>
       </w:r>
     </w:p>
     <w:p>
       <w:r>
-        <w:t>Minnesota’s highway system ranks 11th in the nation in overall cost-effectiveness and condition.</w:t>
+        <w:t>Minnesota’s highway system ranks 15th in the nation in overall cost-effectiveness and condition.</w:t>
       </w:r>
     </w:p>
     <w:p>
@@ -25,42 +25,42 @@
     </w:p>
     <w:p>
       <w:r>
-        <w:t>In safety and condition categories, Minnesota’s highways rank 16th in urban Interstate pavement condition, 9th in rural Interstate pavement condition, 3rd in urban arterial pavement condition, 22nd in rural arterial pavement condition, 11th in structurally deficient bridges, 1st in urban fatality rate, and 5th in rural fatality rate.</w:t>
+        <w:t>In safety and condition categories, Minnesota’s highways rank 13th in urban Interstate pavement condition, 8th in rural Interstate pavement condition, 1st in urban arterial pavement condition, 23rd in rural arterial pavement condition, 12th in structurally deficient bridges, 2nd in urban fatality rate, and 15th in rural fatality rate.</w:t>
       </w:r>
     </w:p>
     <w:p>
       <w:r>
-        <w:t>Minnesota ranks 24th out of the 50 states in traffic congestion, and its drivers spend 17.66 hours a year stuck in traffic congestion.</w:t>
+        <w:t>Minnesota ranks 26th out of the 50 states in traffic congestion, and its drivers spend 23.42 hours a year stuck in traffic congestion.</w:t>
       </w:r>
     </w:p>
     <w:p>
       <w:r>
-        <w:t>In spending and cost-effectiveness, Minnesota ranks 32nd in capital and bridge disbursements, which are the costs of building new roads and bridges and widening existing ones. Minnesota ranks 43rd in maintenance spending, such as the costs of repaving roads and filling in potholes. Minnesota’s administrative disbursements, including office spending that doesn’t make its way to roads, rank 32nd nationwide.</w:t>
+        <w:t>In spending and cost-effectiveness, Minnesota ranks 25th in capital and bridge disbursements, which are the costs of building new roads and bridges and widening existing ones. Minnesota ranks 43rd in maintenance spending, such as the costs of repaving roads and filling in potholes. Minnesota’s administrative disbursements, including office spending that doesn’t make its way to roads, rank 39th nationwide.</w:t>
       </w:r>
     </w:p>
     <w:p>
       <w:r>
-        <w:t>Compared to last year, Minnesota has the following notable changes in rankings: Rural Other Principal Arterial Pavement Condition worsened by 5 points, from 17 to 22; Urbanized Area Congestion improved by 5 points, from 29 to 24; Maintenance Disbursements worsened by 7 points, from 36 to 43.</w:t>
+        <w:t>Compared to last year, Minnesota has the following notable changes in rankings: Capital &amp; Bridge Disbursements improved by 7 points, from 32 to 25; Administrative Disbursements worsened by 7 points, from 32 to 39; Other Disbursements worsened by 7 points, from 38 to 45; Rural Fatality Rate worsened by 10 points, from 5 to 15.</w:t>
       </w:r>
     </w:p>
     <w:p>
       <w:r>
-        <w:t>Compared to neighboring and nearby states, Minnesota’s overall highway performance is better than Iowa (35th), South Dakota (28th), and Wisconsin (31st); worse than North Dakota (6th).</w:t>
+        <w:t>Compared to neighboring and nearby states, Minnesota’s overall highway performance is better than Iowa (34th), South Dakota (27th), and Wisconsin (33rd); worse than North Dakota (1st).</w:t>
       </w:r>
     </w:p>
     <w:p>
       <w:r>
-        <w:t>Comparing its overall performance to similarly populated states, Minnesota ranks better than Colorado (42nd); worse than South Carolina (3rd).</w:t>
+        <w:t>Comparing its overall performance to similarly populated states, Minnesota ranks better than Colorado (45th); worse than South Carolina (7th).</w:t>
       </w:r>
     </w:p>
     <w:p>
       <w:r>
-        <w:t>Minnesota’s highway system ranks 11th out of 50 states overall this year, compared to 7th last year.</w:t>
+        <w:t>Minnesota’s highway system ranks 15th out of 50 states overall this year, compared to 11th last year.</w:t>
       </w:r>
     </w:p>
     <w:p>
       <w:r>
-        <w:t>“In terms of improving in the road condition and performance categories, Minnesota should focus on reducing Maintenance Disbursements and Other Disbursements. Minnesota’s rank of 43rd in Maintenance Disbursements makes it one of the worst in the nation for this safety metric,” said Baruch Feigenbaum, lead author of the 29th Annual Highway Report and senior managing director of transportation policy at Reason Foundation.</w:t>
+        <w:t>“In terms of improving in the road condition and performance categories, Minnesota should focus on reducing Other Disbursements and Maintenance Disbursements. Minnesota’s rank of 45th in Other Disbursements makes it one of the worst in the nation for this safety metric,” said Baruch Feigenbaum, lead author of the 30th Annual Highway Report and senior managing director of transportation policy at Reason Foundation.</w:t>
       </w:r>
     </w:p>
     <w:p>
@@ -70,7 +70,7 @@
           <w:color w:val="FF5500"/>
           <w:sz w:val="28"/>
         </w:rPr>
-        <w:t>MINNESOTA’S RANKINGS IN THE 29TH ANNUAL HIGHWAY REPORT</w:t>
+        <w:t>MINNESOTA’S RANKINGS IN THE 30TH ANNUAL HIGHWAY REPORT</w:t>
       </w:r>
     </w:p>
     <w:tbl>
@@ -148,7 +148,7 @@
               <w:rPr>
                 <w:sz w:val="20"/>
               </w:rPr>
-              <w:t>11</w:t>
+              <w:t>15</w:t>
             </w:r>
           </w:p>
         </w:tc>
@@ -179,7 +179,7 @@
               <w:rPr>
                 <w:sz w:val="20"/>
               </w:rPr>
-              <w:t>32</w:t>
+              <w:t>25</w:t>
             </w:r>
           </w:p>
         </w:tc>
@@ -243,7 +243,7 @@
               <w:rPr>
                 <w:sz w:val="20"/>
               </w:rPr>
-              <w:t>32</w:t>
+              <w:t>39</w:t>
             </w:r>
           </w:p>
         </w:tc>
@@ -276,7 +276,7 @@
               <w:rPr>
                 <w:sz w:val="20"/>
               </w:rPr>
-              <w:t>38</w:t>
+              <w:t>45</w:t>
             </w:r>
           </w:p>
         </w:tc>
@@ -307,7 +307,7 @@
               <w:rPr>
                 <w:sz w:val="20"/>
               </w:rPr>
-              <w:t>9</w:t>
+              <w:t>8</w:t>
             </w:r>
           </w:p>
         </w:tc>
@@ -340,7 +340,7 @@
               <w:rPr>
                 <w:sz w:val="20"/>
               </w:rPr>
-              <w:t>22</w:t>
+              <w:t>23</w:t>
             </w:r>
           </w:p>
         </w:tc>
@@ -371,7 +371,7 @@
               <w:rPr>
                 <w:sz w:val="20"/>
               </w:rPr>
-              <w:t>16</w:t>
+              <w:t>13</w:t>
             </w:r>
           </w:p>
         </w:tc>
@@ -404,7 +404,7 @@
               <w:rPr>
                 <w:sz w:val="20"/>
               </w:rPr>
-              <w:t>3</w:t>
+              <w:t>1</w:t>
             </w:r>
           </w:p>
         </w:tc>
@@ -435,7 +435,7 @@
               <w:rPr>
                 <w:sz w:val="20"/>
               </w:rPr>
-              <w:t>24</w:t>
+              <w:t>26</w:t>
             </w:r>
           </w:p>
         </w:tc>
@@ -468,7 +468,7 @@
               <w:rPr>
                 <w:sz w:val="20"/>
               </w:rPr>
-              <w:t>11</w:t>
+              <w:t>12</w:t>
             </w:r>
           </w:p>
         </w:tc>
@@ -499,7 +499,7 @@
               <w:rPr>
                 <w:sz w:val="20"/>
               </w:rPr>
-              <w:t>5</w:t>
+              <w:t>15</w:t>
             </w:r>
           </w:p>
         </w:tc>
@@ -532,7 +532,7 @@
               <w:rPr>
                 <w:sz w:val="20"/>
               </w:rPr>
-              <w:t>1</w:t>
+              <w:t>2</w:t>
             </w:r>
           </w:p>
         </w:tc>
@@ -572,12 +572,12 @@
     <w:p>
       <w:r>
         <w:br/>
-        <w:t>Reason Foundation’s 29th Annual Highway Report measures the condition and cost- effectiveness of state-controlled highways in 13 categories, including pavement and bridge conditions, traffic fatalities, and spending. In the performance categories, ranking first implies the state has the best or lowest fatality rate and its road pavement is in the best condition. A ranking of 50th in performance categories means the state has the worst fatality rates or pavement conditions. In simplified terms, in the cost-effectiveness categories, a rank of 50 means the state spends more money, and a first-place ranking means the state spends less money than other states in that category.</w:t>
+        <w:t>Reason Foundation’s 30th Annual Highway Report measures the condition and cost-effectiveness of state-controlled highways in 13 categories, including pavement and bridge conditions, traffic fatalities, and spending. In the performance categories, ranking first implies the state has the best or lowest fatality rate and its road pavement is in the best condition. A ranking of 50th in performance categories means the state has the worst fatality rates or pavement conditions. In simplified terms, in the cost-effectiveness categories, a rank of 50 means the state spends more money, and a first-place ranking means the state spends less money than other states in that category.</w:t>
       </w:r>
     </w:p>
     <w:p>
       <w:r>
-        <w:t>The report’s data are primarily information each state directly reported to the Federal Highway Administration for 2023. Better Roads and Bridges provides the deficient bridge data, and INRIX.com provides the traffic congestion data.</w:t>
+        <w:t>The report’s data are primarily information each state directly reported to the Federal Highway Administration for 2024. Better Roads and Bridges provides the deficient bridge data, and INRIX.com provides the traffic congestion data.</w:t>
       </w:r>
     </w:p>
     <w:sectPr>
